--- a/I_Know_Who_I_Am_Full_Script.docx
+++ b/I_Know_Who_I_Am_Full_Script.docx
@@ -493,19 +493,6 @@
           <w:color w:val="1B1A18"/>
           <w:sz w:val="22"/>
         </w:rPr>
-        <w:t>Ajose, Toyin. “Multitracking the Spirit: Musicality, Prayer Chants and Pentecostal Spirituality in Nigeria.” Harvard Divinity School, 2025.</w:t>
-      </w:r>
-    </w:p>
-    <w:p>
-      <w:pPr>
-        <w:pStyle w:val="ListNumber"/>
-      </w:pPr>
-      <w:r>
-        <w:rPr>
-          <w:rFonts w:ascii="Calibri" w:hAnsi="Calibri" w:cs="Calibri"/>
-          <w:color w:val="1B1A18"/>
-          <w:sz w:val="22"/>
-        </w:rPr>
         <w:t>Ajose, Toyin Samuel. “Liturgical traditions and transitions: Congregational hymn singing in Nigerian Pentecostal churches.” Journal of the Association of Nigerian Musicologists, 2025.</w:t>
       </w:r>
     </w:p>
@@ -533,32 +520,6 @@
           <w:sz w:val="22"/>
         </w:rPr>
         <w:t>Ayodeji, Oluwafemi Emmanuel. Ecstasy, Holiness and Spiritual Warfare: Yorùbá Pentecostal Music Experience. Durham University, 2019.</w:t>
-      </w:r>
-    </w:p>
-    <w:p>
-      <w:pPr>
-        <w:pStyle w:val="ListNumber"/>
-      </w:pPr>
-      <w:r>
-        <w:rPr>
-          <w:rFonts w:ascii="Calibri" w:hAnsi="Calibri" w:cs="Calibri"/>
-          <w:color w:val="1B1A18"/>
-          <w:sz w:val="22"/>
-        </w:rPr>
-        <w:t>Course materials and lecture framing. African Urban Worship Music. Yale Divinity School.</w:t>
-      </w:r>
-    </w:p>
-    <w:p>
-      <w:pPr>
-        <w:pStyle w:val="ListNumber"/>
-      </w:pPr>
-      <w:r>
-        <w:rPr>
-          <w:rFonts w:ascii="Calibri" w:hAnsi="Calibri" w:cs="Calibri"/>
-          <w:color w:val="1B1A18"/>
-          <w:sz w:val="22"/>
-        </w:rPr>
-        <w:t>King, Roberta Rose, Jean Ngoya Kidula, James R. Krabill, and Thomas Oduro. Music in the Life of the African Church. Waco, TX: Baylor University Press, 2008.</w:t>
       </w:r>
     </w:p>
     <w:p>
